--- a/nxt-school-launch/design-briefs/Brief_Batch4_W4-5.docx
+++ b/nxt-school-launch/design-briefs/Brief_Batch4_W4-5.docx
@@ -1025,7 +1025,7 @@
                 <w:sz w:val="14"/>
                 <w:szCs w:val="14"/>
               </w:rPr>
-              <w:t xml:space="preserve">   Retargeting · 26 Oct → 8 Nov</w:t>
+              <w:t xml:space="preserve">   Retargeting · 27 Oct → 8 Nov</w:t>
             </w:r>
           </w:p>
         </w:tc>
@@ -1343,7 +1343,7 @@
                 <w:sz w:val="14"/>
                 <w:szCs w:val="14"/>
               </w:rPr>
-              <w:t xml:space="preserve">— price: FOUNDING CENA 5.900 RSD mesečno · regularna 6.400 RSD</w:t>
+              <w:t xml:space="preserve">— price: FOUNDING CENA 5.900 RSD mesečno · regularna 7.200 RSD</w:t>
             </w:r>
           </w:p>
           <w:p>

--- a/nxt-school-launch/design-briefs/Brief_Batch4_W4-5.docx
+++ b/nxt-school-launch/design-briefs/Brief_Batch4_W4-5.docx
@@ -728,7 +728,7 @@
     </w:tbl>
     <w:p>
       <w:pPr>
-        <w:spacing w:after="80"/>
+        <w:spacing w:after="50"/>
       </w:pPr>
     </w:p>
     <w:tbl>
@@ -888,6 +888,31 @@
                 <w:sz w:val="13"/>
                 <w:szCs w:val="13"/>
               </w:rPr>
+              <w:t xml:space="preserve">Facts = the website:</w:t>
+            </w:r>
+            <w:r>
+              <w:rPr>
+                <w:rFonts w:ascii="Arial" w:cs="Arial" w:eastAsia="Arial" w:hAnsi="Arial"/>
+                <w:color w:val="1E293B"/>
+                <w:sz w:val="13"/>
+                <w:szCs w:val="13"/>
+              </w:rPr>
+              <w:t xml:space="preserve"> regular 7.200 RSD · Open Day ponedeljak, 26. oktobar, 18–20 h · no "besplatno" until confirmed · level copy + "6 oblasti" as on the site.</w:t>
+            </w:r>
+          </w:p>
+          <w:p>
+            <w:pPr>
+              <w:spacing w:after="18" w:before="0" w:line="222"/>
+            </w:pPr>
+            <w:r>
+              <w:rPr>
+                <w:rFonts w:ascii="Arial" w:cs="Arial" w:eastAsia="Arial" w:hAnsi="Arial"/>
+                <w:b/>
+                <w:bCs/>
+                <w:color w:val="1E293B"/>
+                <w:sz w:val="13"/>
+                <w:szCs w:val="13"/>
+              </w:rPr>
               <w:t xml:space="preserve">Never:</w:t>
             </w:r>
             <w:r>
@@ -897,7 +922,7 @@
                 <w:sz w:val="13"/>
                 <w:szCs w:val="13"/>
               </w:rPr>
-              <w:t xml:space="preserve"> AI-generated children’s faces · rows of kids staring at screens · "Demo Day" (it’s NXT Showcase) · "mesta ograničena" without a real seat count. Any real child photo needs signed parental consent.</w:t>
+              <w:t xml:space="preserve"> AI-generated children’s faces · rows of kids staring at screens · "Demo Day" (it’s NXT Showcase) · seat counts (the site’s "Broj mesta je ograničen" is fine). Real child photos need signed parental consent.</w:t>
             </w:r>
           </w:p>
           <w:p>
@@ -950,7 +975,7 @@
     </w:tbl>
     <w:p>
       <w:pPr>
-        <w:spacing w:after="100"/>
+        <w:spacing w:after="60"/>
       </w:pPr>
     </w:p>
     <w:tbl>
@@ -1207,6 +1232,61 @@
           </w:p>
           <w:p>
             <w:pPr>
+              <w:shd w:fill="FFE4EC" w:color="auto" w:val="clear"/>
+              <w:spacing w:after="60"/>
+            </w:pPr>
+            <w:r>
+              <w:rPr>
+                <w:rFonts w:ascii="Arial" w:cs="Arial" w:eastAsia="Arial" w:hAnsi="Arial"/>
+                <w:color w:val="9F1239"/>
+                <w:sz w:val="14"/>
+                <w:szCs w:val="14"/>
+              </w:rPr>
+              <w:t xml:space="preserve">UPDATED 6 OCT (website) · regular price </w:t>
+            </w:r>
+            <w:r>
+              <w:rPr>
+                <w:rFonts w:ascii="Arial" w:cs="Arial" w:eastAsia="Arial" w:hAnsi="Arial"/>
+                <w:b/>
+                <w:bCs/>
+                <w:color w:val="9F1239"/>
+                <w:sz w:val="14"/>
+                <w:szCs w:val="14"/>
+              </w:rPr>
+              <w:t xml:space="preserve">7.200</w:t>
+            </w:r>
+            <w:r>
+              <w:rPr>
+                <w:rFonts w:ascii="Arial" w:cs="Arial" w:eastAsia="Arial" w:hAnsi="Arial"/>
+                <w:color w:val="9F1239"/>
+                <w:sz w:val="14"/>
+                <w:szCs w:val="14"/>
+              </w:rPr>
+              <w:t xml:space="preserve"> · tick 2 = "</w:t>
+            </w:r>
+            <w:r>
+              <w:rPr>
+                <w:rFonts w:ascii="Arial" w:cs="Arial" w:eastAsia="Arial" w:hAnsi="Arial"/>
+                <w:b/>
+                <w:bCs/>
+                <w:color w:val="9F1239"/>
+                <w:sz w:val="14"/>
+                <w:szCs w:val="14"/>
+              </w:rPr>
+              <w:t xml:space="preserve">Grupe kreću zajedno — 9. novembra</w:t>
+            </w:r>
+            <w:r>
+              <w:rPr>
+                <w:rFonts w:ascii="Arial" w:cs="Arial" w:eastAsia="Arial" w:hAnsi="Arial"/>
+                <w:color w:val="9F1239"/>
+                <w:sz w:val="14"/>
+                <w:szCs w:val="14"/>
+              </w:rPr>
+              <w:t xml:space="preserve">" · goes live Tue 27 Oct (after the Open Day).</w:t>
+            </w:r>
+          </w:p>
+          <w:p>
+            <w:pPr>
               <w:spacing w:after="25" w:before="0" w:line="222"/>
             </w:pPr>
             <w:r>
@@ -1357,7 +1437,7 @@
                 <w:sz w:val="14"/>
                 <w:szCs w:val="14"/>
               </w:rPr>
-              <w:t xml:space="preserve">— ticks: 4 nivoa, 1–8. razred · My NXT Portfolio · Upoznavanje nije prijemni test</w:t>
+              <w:t xml:space="preserve">— ticks: 4 nivoa, 1–8. razred · Grupe kreću zajedno — 9. novembra · Upoznavanje nije prijemni test</w:t>
             </w:r>
           </w:p>
           <w:p>
@@ -1429,7 +1509,7 @@
     </w:tbl>
     <w:p>
       <w:pPr>
-        <w:spacing w:after="120"/>
+        <w:spacing w:after="80"/>
       </w:pPr>
     </w:p>
     <w:tbl>
@@ -1952,7 +2032,7 @@
     </w:tbl>
     <w:p>
       <w:pPr>
-        <w:spacing w:after="120"/>
+        <w:spacing w:after="80"/>
       </w:pPr>
     </w:p>
     <w:tbl>
@@ -2522,7 +2602,7 @@
     </w:tbl>
     <w:p>
       <w:pPr>
-        <w:spacing w:after="120"/>
+        <w:spacing w:after="80"/>
       </w:pPr>
     </w:p>
     <w:tbl>
@@ -3059,7 +3139,7 @@
     </w:tbl>
     <w:p>
       <w:pPr>
-        <w:spacing w:after="120"/>
+        <w:spacing w:after="80"/>
       </w:pPr>
     </w:p>
     <w:sectPr>

--- a/nxt-school-launch/design-briefs/Brief_Batch4_W4-5.docx
+++ b/nxt-school-launch/design-briefs/Brief_Batch4_W4-5.docx
@@ -1242,7 +1242,7 @@
                 <w:sz w:val="14"/>
                 <w:szCs w:val="14"/>
               </w:rPr>
-              <w:t xml:space="preserve">UPDATED 6 OCT (website) · regular price </w:t>
+              <w:t xml:space="preserve">UPDATED · regular price </w:t>
             </w:r>
             <w:r>
               <w:rPr>
